--- a/docs/calidad/listas-chequeo/2026-10-04_antes/CHECKLIST_INTERFAZ_2026-10-04.docx
+++ b/docs/calidad/listas-chequeo/2026-10-04_antes/CHECKLIST_INTERFAZ_2026-10-04.docx
@@ -2632,7 +2632,7 @@
               <w:br/>
               <w:t>Obs: [x] Ley de Fitts y feedback visual</w:t>
               <w:br/>
-              <w:t>Evidencia: Retroalimentación inmediata: indicadores de carga en 37 pantallas, botones que se desactivan al enviar, notificaciones. El código sobrevive a un F5 porque se guarda en el servidor. Pero los botones de acción del ejercicio son pequeños: «Probar código» 128×32 px y «Entregar solución» 151×30 px (medido en producción), y sin conexión el estado no se conserva con aviso claro.</w:t>
+              <w:t>Evidencia: Retroalimentación inmediata: indicadores de carga en 37 pantallas, botones que se desactivan al enviar, notificaciones. El código se autoguarda en el servidor, pero al volver a abrir el ejercicio no se recuperaba: un F5 lo borraba (corrección del 04/10: se descubrió al construir la v2.0.0; esta revisión decía antes que sobrevivía a un F5, y era falso). Pero los botones de acción del ejercicio son pequeños: «Probar código» 128×32 px y «Entregar solución» 151×30 px (medido en producción), y sin conexión el estado no se conserva con aviso claro.</w:t>
               <w:br/>
               <w:t>Ajuste: Botones del ejercicio a 44 px de alto como mínimo.</w:t>
             </w:r>
